--- a/docs/WebAPI平台外网部署安全自查清单.docx
+++ b/docs/WebAPI平台外网部署安全自查清单.docx
@@ -2105,6 +2105,104 @@
           </w:p>
         </w:tc>
       </w:tr>
+      <w:tr>
+        <w:tc>
+          <w:tcPr>
+            <w:tcW w:type="dxa" w:w="700"/>
+            <w:tcMar>
+              <w:top w:type="dxa" w:w="100"/>
+              <w:left w:type="dxa" w:w="120"/>
+              <w:bottom w:type="dxa" w:w="100"/>
+              <w:right w:type="dxa" w:w="120"/>
+            </w:tcMar>
+          </w:tcPr>
+          <w:p>
+            <w:pPr>
+              <w:spacing w:after="40" w:line="280"/>
+            </w:pPr>
+            <w:r>
+              <w:rPr>
+                <w:rFonts w:ascii="Times New Roman" w:cs="Times New Roman" w:eastAsia="SimSun" w:hAnsi="Times New Roman"/>
+                <w:sz w:val="24"/>
+                <w:szCs w:val="24"/>
+              </w:rPr>
+              <w:t xml:space="preserve">3.6</w:t>
+            </w:r>
+          </w:p>
+        </w:tc>
+        <w:tc>
+          <w:tcPr>
+            <w:tcW w:type="dxa" w:w="3100"/>
+            <w:tcMar>
+              <w:top w:type="dxa" w:w="100"/>
+              <w:left w:type="dxa" w:w="120"/>
+              <w:bottom w:type="dxa" w:w="100"/>
+              <w:right w:type="dxa" w:w="120"/>
+            </w:tcMar>
+          </w:tcPr>
+          <w:p>
+            <w:pPr>
+              <w:spacing w:after="40" w:line="280"/>
+            </w:pPr>
+            <w:r>
+              <w:rPr>
+                <w:rFonts w:ascii="Times New Roman" w:cs="Times New Roman" w:eastAsia="SimSun" w:hAnsi="Times New Roman"/>
+                <w:sz w:val="24"/>
+                <w:szCs w:val="24"/>
+              </w:rPr>
+              <w:t xml:space="preserve">反代后开启 TRUST_PROXY=1</w:t>
+            </w:r>
+          </w:p>
+        </w:tc>
+        <w:tc>
+          <w:tcPr>
+            <w:tcW w:type="dxa" w:w="3800"/>
+            <w:tcMar>
+              <w:top w:type="dxa" w:w="100"/>
+              <w:left w:type="dxa" w:w="120"/>
+              <w:bottom w:type="dxa" w:w="100"/>
+              <w:right w:type="dxa" w:w="120"/>
+            </w:tcMar>
+          </w:tcPr>
+          <w:p>
+            <w:pPr>
+              <w:spacing w:after="40" w:line="280"/>
+            </w:pPr>
+            <w:r>
+              <w:rPr>
+                <w:rFonts w:ascii="Times New Roman" w:cs="Times New Roman" w:eastAsia="SimSun" w:hAnsi="Times New Roman"/>
+                <w:sz w:val="24"/>
+                <w:szCs w:val="24"/>
+              </w:rPr>
+              <w:t xml:space="preserve">平台经 Nginx/Caddy 反代时配置该环境变量，操作审计与登录日志才能记录真实客户端 IP（X-Forwarded-For 首跳）；直连部署严禁开启</w:t>
+            </w:r>
+          </w:p>
+        </w:tc>
+        <w:tc>
+          <w:tcPr>
+            <w:tcW w:type="dxa" w:w="800"/>
+            <w:tcMar>
+              <w:top w:type="dxa" w:w="100"/>
+              <w:left w:type="dxa" w:w="120"/>
+              <w:bottom w:type="dxa" w:w="100"/>
+              <w:right w:type="dxa" w:w="120"/>
+            </w:tcMar>
+          </w:tcPr>
+          <w:p>
+            <w:pPr>
+              <w:spacing w:after="40" w:line="280"/>
+            </w:pPr>
+            <w:r>
+              <w:rPr>
+                <w:rFonts w:ascii="Times New Roman" w:cs="Times New Roman" w:eastAsia="SimSun" w:hAnsi="Times New Roman"/>
+                <w:sz w:val="24"/>
+                <w:szCs w:val="24"/>
+              </w:rPr>
+              <w:t xml:space="preserve">☐</w:t>
+            </w:r>
+          </w:p>
+        </w:tc>
+      </w:tr>
     </w:tbl>
     <w:p>
       <w:pPr>
@@ -3900,7 +3998,7 @@
                 <w:sz w:val="24"/>
                 <w:szCs w:val="24"/>
               </w:rPr>
-              <w:t xml:space="preserve">若账号用初始密码登录，页面弹出不可关闭的「请修改初始密码」对话框</w:t>
+              <w:t xml:space="preserve">若账号用初始密码登录，页面弹出不可关闭的「请修改初始密码」对话框；且除登录/改密/退出外所有管理接口被服务端阻断（返回 403，错误码 40310）</w:t>
             </w:r>
           </w:p>
         </w:tc>
@@ -5296,7 +5394,7 @@
                 <w:sz w:val="24"/>
                 <w:szCs w:val="24"/>
               </w:rPr>
-              <w:t xml:space="preserve">审计日志定期审查</w:t>
+              <w:t xml:space="preserve">备份来源可信</w:t>
             </w:r>
           </w:p>
         </w:tc>
@@ -5320,7 +5418,7 @@
                 <w:sz w:val="24"/>
                 <w:szCs w:val="24"/>
               </w:rPr>
-              <w:t xml:space="preserve">每周查看操作审计，关注异常登录（非常用 IP/时段）与批量删除操作</w:t>
+              <w:t xml:space="preserve">仅恢复本单位自行生成、传输链路可信的备份文件；含用户表的恢复会整体植入备份中的口令哈希，来源不明的备份可能夹带攻击者账号</w:t>
             </w:r>
           </w:p>
         </w:tc>
@@ -5394,7 +5492,7 @@
                 <w:sz w:val="24"/>
                 <w:szCs w:val="24"/>
               </w:rPr>
-              <w:t xml:space="preserve">版本升级机制</w:t>
+              <w:t xml:space="preserve">审计日志定期审查</w:t>
             </w:r>
           </w:p>
         </w:tc>
@@ -5418,7 +5516,7 @@
                 <w:sz w:val="24"/>
                 <w:szCs w:val="24"/>
               </w:rPr>
-              <w:t xml:space="preserve">订阅 GitHub Releases；安全版本（security 前缀提交）48 小时内完成升级</w:t>
+              <w:t xml:space="preserve">每周查看操作审计，关注异常登录（非常用 IP/时段）与批量删除操作</w:t>
             </w:r>
           </w:p>
         </w:tc>
@@ -5469,6 +5567,104 @@
                 <w:szCs w:val="24"/>
               </w:rPr>
               <w:t xml:space="preserve">7.7</w:t>
+            </w:r>
+          </w:p>
+        </w:tc>
+        <w:tc>
+          <w:tcPr>
+            <w:tcW w:type="dxa" w:w="3100"/>
+            <w:tcMar>
+              <w:top w:type="dxa" w:w="100"/>
+              <w:left w:type="dxa" w:w="120"/>
+              <w:bottom w:type="dxa" w:w="100"/>
+              <w:right w:type="dxa" w:w="120"/>
+            </w:tcMar>
+          </w:tcPr>
+          <w:p>
+            <w:pPr>
+              <w:spacing w:after="40" w:line="280"/>
+            </w:pPr>
+            <w:r>
+              <w:rPr>
+                <w:rFonts w:ascii="Times New Roman" w:cs="Times New Roman" w:eastAsia="SimSun" w:hAnsi="Times New Roman"/>
+                <w:sz w:val="24"/>
+                <w:szCs w:val="24"/>
+              </w:rPr>
+              <w:t xml:space="preserve">版本升级机制</w:t>
+            </w:r>
+          </w:p>
+        </w:tc>
+        <w:tc>
+          <w:tcPr>
+            <w:tcW w:type="dxa" w:w="3800"/>
+            <w:tcMar>
+              <w:top w:type="dxa" w:w="100"/>
+              <w:left w:type="dxa" w:w="120"/>
+              <w:bottom w:type="dxa" w:w="100"/>
+              <w:right w:type="dxa" w:w="120"/>
+            </w:tcMar>
+          </w:tcPr>
+          <w:p>
+            <w:pPr>
+              <w:spacing w:after="40" w:line="280"/>
+            </w:pPr>
+            <w:r>
+              <w:rPr>
+                <w:rFonts w:ascii="Times New Roman" w:cs="Times New Roman" w:eastAsia="SimSun" w:hAnsi="Times New Roman"/>
+                <w:sz w:val="24"/>
+                <w:szCs w:val="24"/>
+              </w:rPr>
+              <w:t xml:space="preserve">订阅 GitHub Releases；安全版本（security 前缀提交）48 小时内完成升级</w:t>
+            </w:r>
+          </w:p>
+        </w:tc>
+        <w:tc>
+          <w:tcPr>
+            <w:tcW w:type="dxa" w:w="800"/>
+            <w:tcMar>
+              <w:top w:type="dxa" w:w="100"/>
+              <w:left w:type="dxa" w:w="120"/>
+              <w:bottom w:type="dxa" w:w="100"/>
+              <w:right w:type="dxa" w:w="120"/>
+            </w:tcMar>
+          </w:tcPr>
+          <w:p>
+            <w:pPr>
+              <w:spacing w:after="40" w:line="280"/>
+            </w:pPr>
+            <w:r>
+              <w:rPr>
+                <w:rFonts w:ascii="Times New Roman" w:cs="Times New Roman" w:eastAsia="SimSun" w:hAnsi="Times New Roman"/>
+                <w:sz w:val="24"/>
+                <w:szCs w:val="24"/>
+              </w:rPr>
+              <w:t xml:space="preserve">☐</w:t>
+            </w:r>
+          </w:p>
+        </w:tc>
+      </w:tr>
+      <w:tr>
+        <w:tc>
+          <w:tcPr>
+            <w:tcW w:type="dxa" w:w="700"/>
+            <w:tcMar>
+              <w:top w:type="dxa" w:w="100"/>
+              <w:left w:type="dxa" w:w="120"/>
+              <w:bottom w:type="dxa" w:w="100"/>
+              <w:right w:type="dxa" w:w="120"/>
+            </w:tcMar>
+          </w:tcPr>
+          <w:p>
+            <w:pPr>
+              <w:spacing w:after="40" w:line="280"/>
+            </w:pPr>
+            <w:r>
+              <w:rPr>
+                <w:rFonts w:ascii="Times New Roman" w:cs="Times New Roman" w:eastAsia="SimSun" w:hAnsi="Times New Roman"/>
+                <w:sz w:val="24"/>
+                <w:szCs w:val="24"/>
+              </w:rPr>
+              <w:t xml:space="preserve">7.8</w:t>
             </w:r>
           </w:p>
         </w:tc>

--- a/docs/WebAPI平台外网部署安全自查清单.docx
+++ b/docs/WebAPI平台外网部署安全自查清单.docx
@@ -3250,7 +3250,7 @@
                 <w:sz w:val="24"/>
                 <w:szCs w:val="24"/>
               </w:rPr>
-              <w:t xml:space="preserve">每人一个账号；运维用操作员、访客用只读；只读角色看到的 SecretKey 为掩码属正常现象</w:t>
+              <w:t xml:space="preserve">每人一个账号；运维用操作员、访客用只读；SecretKey 仅存哈希，任何角色都看不到完整值，仅创建/重置时一次性展示</w:t>
             </w:r>
           </w:p>
         </w:tc>
